--- a/docx/08-nghiep-vu-cham-ielts.docx
+++ b/docx/08-nghiep-vu-cham-ielts.docx
@@ -4670,7 +4670,194 @@
           </w:p>
         </w:tc>
       </w:tr>
+      <w:tr>
+        <w:tc>
+          <w:tcPr/>
+          <w:p>
+            <w:pPr>
+              <w:pStyle w:val="Compact"/>
+            </w:pPr>
+            <w:r>
+              <w:rPr>
+                <w:rStyle w:val="VerbatimChar"/>
+              </w:rPr>
+              <w:t xml:space="preserve">GR</w:t>
+            </w:r>
+          </w:p>
+        </w:tc>
+        <w:tc>
+          <w:tcPr/>
+          <w:p>
+            <w:pPr>
+              <w:pStyle w:val="Compact"/>
+            </w:pPr>
+            <w:r>
+              <w:t xml:space="preserve">Ngữ pháp (chung) — V9</w:t>
+            </w:r>
+          </w:p>
+        </w:tc>
+        <w:tc>
+          <w:tcPr/>
+          <w:p>
+            <w:pPr>
+              <w:pStyle w:val="Compact"/>
+            </w:pPr>
+            <w:r>
+              <w:t xml:space="preserve">GRA</w:t>
+            </w:r>
+          </w:p>
+        </w:tc>
+        <w:tc>
+          <w:tcPr/>
+          <w:p>
+            <w:pPr>
+              <w:pStyle w:val="Compact"/>
+            </w:pPr>
+          </w:p>
+        </w:tc>
+        <w:tc>
+          <w:tcPr/>
+          <w:p>
+            <w:pPr>
+              <w:pStyle w:val="Compact"/>
+            </w:pPr>
+            <w:r>
+              <w:rPr>
+                <w:rStyle w:val="VerbatimChar"/>
+              </w:rPr>
+              <w:t xml:space="preserve">OTHER</w:t>
+            </w:r>
+          </w:p>
+        </w:tc>
+        <w:tc>
+          <w:tcPr/>
+          <w:p>
+            <w:pPr>
+              <w:pStyle w:val="Compact"/>
+            </w:pPr>
+            <w:r>
+              <w:t xml:space="preserve">Khác — V9</w:t>
+            </w:r>
+          </w:p>
+        </w:tc>
+        <w:tc>
+          <w:tcPr/>
+          <w:p>
+            <w:pPr>
+              <w:pStyle w:val="Compact"/>
+            </w:pPr>
+            <w:r>
+              <w:t xml:space="preserve">—</w:t>
+            </w:r>
+          </w:p>
+        </w:tc>
+      </w:tr>
     </w:tbl>
+    <w:p>
+      <w:pPr>
+        <w:pStyle w:val="BodyText"/>
+      </w:pPr>
+      <w:r>
+        <w:rPr>
+          <w:b/>
+          <w:bCs/>
+        </w:rPr>
+        <w:t xml:space="preserve">Chọn nhanh khi bôi đen (F5b):</w:t>
+      </w:r>
+      <w:r>
+        <w:t xml:space="preserve"> </w:t>
+      </w:r>
+      <w:r>
+        <w:t xml:space="preserve">7 nút nhóm — Ngữ pháp</w:t>
+      </w:r>
+      <w:r>
+        <w:t xml:space="preserve"> </w:t>
+      </w:r>
+      <w:r>
+        <w:rPr>
+          <w:rStyle w:val="VerbatimChar"/>
+        </w:rPr>
+        <w:t xml:space="preserve">GR</w:t>
+      </w:r>
+      <w:r>
+        <w:t xml:space="preserve">, Chính tả</w:t>
+      </w:r>
+      <w:r>
+        <w:t xml:space="preserve"> </w:t>
+      </w:r>
+      <w:r>
+        <w:rPr>
+          <w:rStyle w:val="VerbatimChar"/>
+        </w:rPr>
+        <w:t xml:space="preserve">SP</w:t>
+      </w:r>
+      <w:r>
+        <w:t xml:space="preserve">, Từ vựng</w:t>
+      </w:r>
+      <w:r>
+        <w:t xml:space="preserve"> </w:t>
+      </w:r>
+      <w:r>
+        <w:rPr>
+          <w:rStyle w:val="VerbatimChar"/>
+        </w:rPr>
+        <w:t xml:space="preserve">WW</w:t>
+      </w:r>
+      <w:r>
+        <w:t xml:space="preserve">, Collocation</w:t>
+      </w:r>
+      <w:r>
+        <w:t xml:space="preserve"> </w:t>
+      </w:r>
+      <w:r>
+        <w:rPr>
+          <w:rStyle w:val="VerbatimChar"/>
+        </w:rPr>
+        <w:t xml:space="preserve">COL</w:t>
+      </w:r>
+      <w:r>
+        <w:t xml:space="preserve">, Liên kết</w:t>
+      </w:r>
+      <w:r>
+        <w:t xml:space="preserve"> </w:t>
+      </w:r>
+      <w:r>
+        <w:rPr>
+          <w:rStyle w:val="VerbatimChar"/>
+        </w:rPr>
+        <w:t xml:space="preserve">LINK</w:t>
+      </w:r>
+      <w:r>
+        <w:t xml:space="preserve">, Dấu câu</w:t>
+      </w:r>
+      <w:r>
+        <w:t xml:space="preserve"> </w:t>
+      </w:r>
+      <w:r>
+        <w:rPr>
+          <w:rStyle w:val="VerbatimChar"/>
+        </w:rPr>
+        <w:t xml:space="preserve">P</w:t>
+      </w:r>
+      <w:r>
+        <w:t xml:space="preserve">, Khác</w:t>
+      </w:r>
+      <w:r>
+        <w:t xml:space="preserve"> </w:t>
+      </w:r>
+      <w:r>
+        <w:rPr>
+          <w:rStyle w:val="VerbatimChar"/>
+        </w:rPr>
+        <w:t xml:space="preserve">OTHER</w:t>
+      </w:r>
+      <w:r>
+        <w:t xml:space="preserve"> </w:t>
+      </w:r>
+      <w:r>
+        <w:t xml:space="preserve">— bấm một lần là xong; muốn chi tiết thì chọn mã IELTS cụ thể ở bên dưới (VT, SV, ART…).</w:t>
+      </w:r>
+    </w:p>
     <w:p>
       <w:pPr>
         <w:pStyle w:val="BodyText"/>
@@ -4692,13 +4879,77 @@
           <w:b/>
           <w:bCs/>
         </w:rPr>
-        <w:t xml:space="preserve">đoạn văn</w:t>
-      </w:r>
-      <w:r>
-        <w:t xml:space="preserve"> </w:t>
-      </w:r>
-      <w:r>
-        <w:t xml:space="preserve">được bôi đen;</w:t>
+        <w:t xml:space="preserve">kiểu đánh dấu</w:t>
+      </w:r>
+      <w:r>
+        <w:t xml:space="preserve"> </w:t>
+      </w:r>
+      <w:r>
+        <w:t xml:space="preserve">(V9, V10):</w:t>
+      </w:r>
+      <w:r>
+        <w:t xml:space="preserve"> </w:t>
+      </w:r>
+      <w:r>
+        <w:rPr>
+          <w:b/>
+          <w:bCs/>
+        </w:rPr>
+        <w:t xml:space="preserve">lỗi</w:t>
+      </w:r>
+      <w:r>
+        <w:t xml:space="preserve"> </w:t>
+      </w:r>
+      <w:r>
+        <w:t xml:space="preserve">(gạch chân gợn sóng, tính vào thống kê lỗi),</w:t>
+      </w:r>
+      <w:r>
+        <w:t xml:space="preserve"> </w:t>
+      </w:r>
+      <w:r>
+        <w:rPr>
+          <w:b/>
+          <w:bCs/>
+        </w:rPr>
+        <w:t xml:space="preserve">lưu ý</w:t>
+      </w:r>
+      <w:r>
+        <w:t xml:space="preserve"> </w:t>
+      </w:r>
+      <w:r>
+        <w:t xml:space="preserve">(nền vàng),</w:t>
+      </w:r>
+      <w:r>
+        <w:t xml:space="preserve"> </w:t>
+      </w:r>
+      <w:r>
+        <w:rPr>
+          <w:b/>
+          <w:bCs/>
+        </w:rPr>
+        <w:t xml:space="preserve">dùng hay</w:t>
+      </w:r>
+      <w:r>
+        <w:t xml:space="preserve"> </w:t>
+      </w:r>
+      <w:r>
+        <w:t xml:space="preserve">(nền xanh),</w:t>
+      </w:r>
+      <w:r>
+        <w:t xml:space="preserve"> </w:t>
+      </w:r>
+      <w:r>
+        <w:rPr>
+          <w:b/>
+          <w:bCs/>
+        </w:rPr>
+        <w:t xml:space="preserve">nhận xét</w:t>
+      </w:r>
+      <w:r>
+        <w:t xml:space="preserve"> </w:t>
+      </w:r>
+      <w:r>
+        <w:t xml:space="preserve">(nền xám, chỉ có lời nhận xét);</w:t>
       </w:r>
     </w:p>
     <w:p>
@@ -4714,13 +4965,61 @@
           <w:b/>
           <w:bCs/>
         </w:rPr>
-        <w:t xml:space="preserve">mã lỗi</w:t>
-      </w:r>
-      <w:r>
-        <w:t xml:space="preserve"> </w:t>
-      </w:r>
-      <w:r>
-        <w:t xml:space="preserve">(tuỳ chọn);</w:t>
+        <w:t xml:space="preserve">cách sửa</w:t>
+      </w:r>
+      <w:r>
+        <w:t xml:space="preserve"> </w:t>
+      </w:r>
+      <w:r>
+        <w:t xml:space="preserve">(V10, chỉ với lỗi) theo kiểu track changes của Word:</w:t>
+      </w:r>
+      <w:r>
+        <w:t xml:space="preserve"> </w:t>
+      </w:r>
+      <w:r>
+        <w:rPr>
+          <w:b/>
+          <w:bCs/>
+        </w:rPr>
+        <w:t xml:space="preserve">thay</w:t>
+      </w:r>
+      <w:r>
+        <w:t xml:space="preserve"> </w:t>
+      </w:r>
+      <w:r>
+        <w:t xml:space="preserve">(gạch chữ cũ, hiện chữ mới),</w:t>
+      </w:r>
+      <w:r>
+        <w:t xml:space="preserve"> </w:t>
+      </w:r>
+      <w:r>
+        <w:rPr>
+          <w:b/>
+          <w:bCs/>
+        </w:rPr>
+        <w:t xml:space="preserve">xoá</w:t>
+      </w:r>
+      <w:r>
+        <w:t xml:space="preserve"> </w:t>
+      </w:r>
+      <w:r>
+        <w:t xml:space="preserve">(gạch chữ cũ),</w:t>
+      </w:r>
+      <w:r>
+        <w:t xml:space="preserve"> </w:t>
+      </w:r>
+      <w:r>
+        <w:rPr>
+          <w:b/>
+          <w:bCs/>
+        </w:rPr>
+        <w:t xml:space="preserve">thêm chữ</w:t>
+      </w:r>
+      <w:r>
+        <w:t xml:space="preserve"> </w:t>
+      </w:r>
+      <w:r>
+        <w:t xml:space="preserve">(chèn sau đoạn đã chọn). Chữ gốc của sinh viên không đổi;</w:t>
       </w:r>
     </w:p>
     <w:p>
@@ -4736,13 +5035,13 @@
           <w:b/>
           <w:bCs/>
         </w:rPr>
-        <w:t xml:space="preserve">tiêu chí</w:t>
-      </w:r>
-      <w:r>
-        <w:t xml:space="preserve"> </w:t>
-      </w:r>
-      <w:r>
-        <w:t xml:space="preserve">(tự điền theo mã, sửa được);</w:t>
+        <w:t xml:space="preserve">đoạn văn</w:t>
+      </w:r>
+      <w:r>
+        <w:t xml:space="preserve"> </w:t>
+      </w:r>
+      <w:r>
+        <w:t xml:space="preserve">được bôi đen;</w:t>
       </w:r>
     </w:p>
     <w:p>
@@ -4758,7 +5057,7 @@
           <w:b/>
           <w:bCs/>
         </w:rPr>
-        <w:t xml:space="preserve">lời nhận xét</w:t>
+        <w:t xml:space="preserve">mã lỗi</w:t>
       </w:r>
       <w:r>
         <w:t xml:space="preserve"> </w:t>
@@ -4780,41 +5079,57 @@
           <w:b/>
           <w:bCs/>
         </w:rPr>
-        <w:t xml:space="preserve">gợi ý sửa</w:t>
-      </w:r>
-      <w:r>
-        <w:t xml:space="preserve"> </w:t>
-      </w:r>
-      <w:r>
-        <w:t xml:space="preserve">(tuỳ chọn), hiển thị dạng</w:t>
-      </w:r>
-      <w:r>
-        <w:t xml:space="preserve"> </w:t>
-      </w:r>
-      <w:r>
-        <w:rPr>
-          <w:strike/>
-        </w:rPr>
-        <w:t xml:space="preserve">cũ</w:t>
-      </w:r>
-      <w:r>
-        <w:t xml:space="preserve"> </w:t>
-      </w:r>
-      <w:r>
-        <w:t xml:space="preserve">→</w:t>
-      </w:r>
-      <w:r>
-        <w:t xml:space="preserve"> </w:t>
-      </w:r>
+        <w:t xml:space="preserve">tiêu chí</w:t>
+      </w:r>
+      <w:r>
+        <w:t xml:space="preserve"> </w:t>
+      </w:r>
+      <w:r>
+        <w:t xml:space="preserve">(tự điền theo mã, sửa được);</w:t>
+      </w:r>
+    </w:p>
+    <w:p>
+      <w:pPr>
+        <w:pStyle w:val="Compact"/>
+        <w:numPr>
+          <w:ilvl w:val="0"/>
+          <w:numId w:val="1011"/>
+        </w:numPr>
+      </w:pPr>
       <w:r>
         <w:rPr>
           <w:b/>
           <w:bCs/>
         </w:rPr>
-        <w:t xml:space="preserve">mới</w:t>
-      </w:r>
-      <w:r>
-        <w:t xml:space="preserve">.</w:t>
+        <w:t xml:space="preserve">lời nhận xét</w:t>
+      </w:r>
+      <w:r>
+        <w:t xml:space="preserve"> </w:t>
+      </w:r>
+      <w:r>
+        <w:t xml:space="preserve">(tuỳ chọn);</w:t>
+      </w:r>
+    </w:p>
+    <w:p>
+      <w:pPr>
+        <w:pStyle w:val="Compact"/>
+        <w:numPr>
+          <w:ilvl w:val="0"/>
+          <w:numId w:val="1011"/>
+        </w:numPr>
+      </w:pPr>
+      <w:r>
+        <w:rPr>
+          <w:b/>
+          <w:bCs/>
+        </w:rPr>
+        <w:t xml:space="preserve">gợi ý sửa</w:t>
+      </w:r>
+      <w:r>
+        <w:t xml:space="preserve"> </w:t>
+      </w:r>
+      <w:r>
+        <w:t xml:space="preserve">(tuỳ chọn) = chữ mới của "thay" / "thêm chữ".</w:t>
       </w:r>
     </w:p>
     <w:p>
@@ -4822,7 +5137,110 @@
         <w:pStyle w:val="FirstParagraph"/>
       </w:pPr>
       <w:r>
-        <w:t xml:space="preserve">Phải có ít nhất một trong ba: mã lỗi, nhận xét, gợi ý sửa.</w:t>
+        <w:t xml:space="preserve">Đánh dấu</w:t>
+      </w:r>
+      <w:r>
+        <w:t xml:space="preserve"> </w:t>
+      </w:r>
+      <w:r>
+        <w:rPr>
+          <w:b/>
+          <w:bCs/>
+        </w:rPr>
+        <w:t xml:space="preserve">lỗi</w:t>
+      </w:r>
+      <w:r>
+        <w:t xml:space="preserve"> </w:t>
+      </w:r>
+      <w:r>
+        <w:t xml:space="preserve">phải có ít nhất một trong: mã lỗi, nhận xét, cách sửa. Khi bài đang "Cần sửa", sinh viên không thấy chữ sửa và cách sửa (BR-21) — chỉ thấy mã lỗi và nhận xét. Lưu ý / dùng hay được để trống (chỉ tô màu) và không gắn mã lỗi (trừ mã khen</w:t>
+      </w:r>
+      <w:r>
+        <w:t xml:space="preserve"> </w:t>
+      </w:r>
+      <w:r>
+        <w:rPr>
+          <w:rStyle w:val="VerbatimChar"/>
+        </w:rPr>
+        <w:t xml:space="preserve">GOOD</w:t>
+      </w:r>
+      <w:r>
+        <w:t xml:space="preserve">).</w:t>
+      </w:r>
+    </w:p>
+    <w:p>
+      <w:pPr>
+        <w:pStyle w:val="BodyText"/>
+      </w:pPr>
+      <w:r>
+        <w:rPr>
+          <w:b/>
+          <w:bCs/>
+        </w:rPr>
+        <w:t xml:space="preserve">So sánh 2 lần nộp (F5b):</w:t>
+      </w:r>
+      <w:r>
+        <w:t xml:space="preserve"> </w:t>
+      </w:r>
+      <w:r>
+        <w:t xml:space="preserve">với mỗi lỗi của lần nộp cũ, giao diện tự đoán</w:t>
+      </w:r>
+      <w:r>
+        <w:t xml:space="preserve"> </w:t>
+      </w:r>
+      <w:r>
+        <w:rPr>
+          <w:b/>
+          <w:bCs/>
+        </w:rPr>
+        <w:t xml:space="preserve">Đã sửa</w:t>
+      </w:r>
+      <w:r>
+        <w:t xml:space="preserve"> </w:t>
+      </w:r>
+      <w:r>
+        <w:t xml:space="preserve">(đoạn trích không còn / đã đổi đúng gợi ý),</w:t>
+      </w:r>
+      <w:r>
+        <w:t xml:space="preserve"> </w:t>
+      </w:r>
+      <w:r>
+        <w:rPr>
+          <w:b/>
+          <w:bCs/>
+        </w:rPr>
+        <w:t xml:space="preserve">Chưa sửa</w:t>
+      </w:r>
+      <w:r>
+        <w:t xml:space="preserve"> </w:t>
+      </w:r>
+      <w:r>
+        <w:t xml:space="preserve">(đoạn trích còn nguyên),</w:t>
+      </w:r>
+      <w:r>
+        <w:t xml:space="preserve"> </w:t>
+      </w:r>
+      <w:r>
+        <w:rPr>
+          <w:b/>
+          <w:bCs/>
+        </w:rPr>
+        <w:t xml:space="preserve">Đã đổi nhưng khác gợi ý</w:t>
+      </w:r>
+      <w:r>
+        <w:t xml:space="preserve">, bằng cách ghép đoạn trích kèm vài chữ trước / sau (không dựa offset vì bài đã đổi). Giáo viên chỉnh tay được nếu đoán sai; sinh viên thấy kết quả này với các lần nộp đã trả bài. Cách đoán (F5b-3,</w:t>
+      </w:r>
+      <w:r>
+        <w:t xml:space="preserve"> </w:t>
+      </w:r>
+      <w:r>
+        <w:rPr>
+          <w:rStyle w:val="VerbatimChar"/>
+        </w:rPr>
+        <w:t xml:space="preserve">lib/utils/textDiff.ts</w:t>
+      </w:r>
+      <w:r>
+        <w:t xml:space="preserve">): đoạn trích + 3 từ mỗi bên còn trong bài mới, hoặc diff theo từ cho thấy đoạn không đổi → Chưa sửa; đã đổi: lỗi có gợi ý thay chữ thì chữ mới chứa gợi ý → Đã sửa, khác → Đổi khác gợi ý; lỗi xoá chữ / chỉ có mã → Đã sửa; thêm chữ → xem chữ ngay sau đoạn trích. Tóm tắt "Đã sửa X/Y" chỉ tính lỗi có mã, như thống kê lỗi.</w:t>
       </w:r>
     </w:p>
     <w:p>

--- a/docx/08-nghiep-vu-cham-ielts.docx
+++ b/docx/08-nghiep-vu-cham-ielts.docx
@@ -4670,194 +4670,7 @@
           </w:p>
         </w:tc>
       </w:tr>
-      <w:tr>
-        <w:tc>
-          <w:tcPr/>
-          <w:p>
-            <w:pPr>
-              <w:pStyle w:val="Compact"/>
-            </w:pPr>
-            <w:r>
-              <w:rPr>
-                <w:rStyle w:val="VerbatimChar"/>
-              </w:rPr>
-              <w:t xml:space="preserve">GR</w:t>
-            </w:r>
-          </w:p>
-        </w:tc>
-        <w:tc>
-          <w:tcPr/>
-          <w:p>
-            <w:pPr>
-              <w:pStyle w:val="Compact"/>
-            </w:pPr>
-            <w:r>
-              <w:t xml:space="preserve">Ngữ pháp (chung) — V9</w:t>
-            </w:r>
-          </w:p>
-        </w:tc>
-        <w:tc>
-          <w:tcPr/>
-          <w:p>
-            <w:pPr>
-              <w:pStyle w:val="Compact"/>
-            </w:pPr>
-            <w:r>
-              <w:t xml:space="preserve">GRA</w:t>
-            </w:r>
-          </w:p>
-        </w:tc>
-        <w:tc>
-          <w:tcPr/>
-          <w:p>
-            <w:pPr>
-              <w:pStyle w:val="Compact"/>
-            </w:pPr>
-          </w:p>
-        </w:tc>
-        <w:tc>
-          <w:tcPr/>
-          <w:p>
-            <w:pPr>
-              <w:pStyle w:val="Compact"/>
-            </w:pPr>
-            <w:r>
-              <w:rPr>
-                <w:rStyle w:val="VerbatimChar"/>
-              </w:rPr>
-              <w:t xml:space="preserve">OTHER</w:t>
-            </w:r>
-          </w:p>
-        </w:tc>
-        <w:tc>
-          <w:tcPr/>
-          <w:p>
-            <w:pPr>
-              <w:pStyle w:val="Compact"/>
-            </w:pPr>
-            <w:r>
-              <w:t xml:space="preserve">Khác — V9</w:t>
-            </w:r>
-          </w:p>
-        </w:tc>
-        <w:tc>
-          <w:tcPr/>
-          <w:p>
-            <w:pPr>
-              <w:pStyle w:val="Compact"/>
-            </w:pPr>
-            <w:r>
-              <w:t xml:space="preserve">—</w:t>
-            </w:r>
-          </w:p>
-        </w:tc>
-      </w:tr>
     </w:tbl>
-    <w:p>
-      <w:pPr>
-        <w:pStyle w:val="BodyText"/>
-      </w:pPr>
-      <w:r>
-        <w:rPr>
-          <w:b/>
-          <w:bCs/>
-        </w:rPr>
-        <w:t xml:space="preserve">Chọn nhanh khi bôi đen (F5b):</w:t>
-      </w:r>
-      <w:r>
-        <w:t xml:space="preserve"> </w:t>
-      </w:r>
-      <w:r>
-        <w:t xml:space="preserve">7 nút nhóm — Ngữ pháp</w:t>
-      </w:r>
-      <w:r>
-        <w:t xml:space="preserve"> </w:t>
-      </w:r>
-      <w:r>
-        <w:rPr>
-          <w:rStyle w:val="VerbatimChar"/>
-        </w:rPr>
-        <w:t xml:space="preserve">GR</w:t>
-      </w:r>
-      <w:r>
-        <w:t xml:space="preserve">, Chính tả</w:t>
-      </w:r>
-      <w:r>
-        <w:t xml:space="preserve"> </w:t>
-      </w:r>
-      <w:r>
-        <w:rPr>
-          <w:rStyle w:val="VerbatimChar"/>
-        </w:rPr>
-        <w:t xml:space="preserve">SP</w:t>
-      </w:r>
-      <w:r>
-        <w:t xml:space="preserve">, Từ vựng</w:t>
-      </w:r>
-      <w:r>
-        <w:t xml:space="preserve"> </w:t>
-      </w:r>
-      <w:r>
-        <w:rPr>
-          <w:rStyle w:val="VerbatimChar"/>
-        </w:rPr>
-        <w:t xml:space="preserve">WW</w:t>
-      </w:r>
-      <w:r>
-        <w:t xml:space="preserve">, Collocation</w:t>
-      </w:r>
-      <w:r>
-        <w:t xml:space="preserve"> </w:t>
-      </w:r>
-      <w:r>
-        <w:rPr>
-          <w:rStyle w:val="VerbatimChar"/>
-        </w:rPr>
-        <w:t xml:space="preserve">COL</w:t>
-      </w:r>
-      <w:r>
-        <w:t xml:space="preserve">, Liên kết</w:t>
-      </w:r>
-      <w:r>
-        <w:t xml:space="preserve"> </w:t>
-      </w:r>
-      <w:r>
-        <w:rPr>
-          <w:rStyle w:val="VerbatimChar"/>
-        </w:rPr>
-        <w:t xml:space="preserve">LINK</w:t>
-      </w:r>
-      <w:r>
-        <w:t xml:space="preserve">, Dấu câu</w:t>
-      </w:r>
-      <w:r>
-        <w:t xml:space="preserve"> </w:t>
-      </w:r>
-      <w:r>
-        <w:rPr>
-          <w:rStyle w:val="VerbatimChar"/>
-        </w:rPr>
-        <w:t xml:space="preserve">P</w:t>
-      </w:r>
-      <w:r>
-        <w:t xml:space="preserve">, Khác</w:t>
-      </w:r>
-      <w:r>
-        <w:t xml:space="preserve"> </w:t>
-      </w:r>
-      <w:r>
-        <w:rPr>
-          <w:rStyle w:val="VerbatimChar"/>
-        </w:rPr>
-        <w:t xml:space="preserve">OTHER</w:t>
-      </w:r>
-      <w:r>
-        <w:t xml:space="preserve"> </w:t>
-      </w:r>
-      <w:r>
-        <w:t xml:space="preserve">— bấm một lần là xong; muốn chi tiết thì chọn mã IELTS cụ thể ở bên dưới (VT, SV, ART…).</w:t>
-      </w:r>
-    </w:p>
     <w:p>
       <w:pPr>
         <w:pStyle w:val="BodyText"/>
@@ -4879,77 +4692,13 @@
           <w:b/>
           <w:bCs/>
         </w:rPr>
-        <w:t xml:space="preserve">kiểu đánh dấu</w:t>
-      </w:r>
-      <w:r>
-        <w:t xml:space="preserve"> </w:t>
-      </w:r>
-      <w:r>
-        <w:t xml:space="preserve">(V9, V10):</w:t>
-      </w:r>
-      <w:r>
-        <w:t xml:space="preserve"> </w:t>
-      </w:r>
-      <w:r>
-        <w:rPr>
-          <w:b/>
-          <w:bCs/>
-        </w:rPr>
-        <w:t xml:space="preserve">lỗi</w:t>
-      </w:r>
-      <w:r>
-        <w:t xml:space="preserve"> </w:t>
-      </w:r>
-      <w:r>
-        <w:t xml:space="preserve">(gạch chân gợn sóng, tính vào thống kê lỗi),</w:t>
-      </w:r>
-      <w:r>
-        <w:t xml:space="preserve"> </w:t>
-      </w:r>
-      <w:r>
-        <w:rPr>
-          <w:b/>
-          <w:bCs/>
-        </w:rPr>
-        <w:t xml:space="preserve">lưu ý</w:t>
-      </w:r>
-      <w:r>
-        <w:t xml:space="preserve"> </w:t>
-      </w:r>
-      <w:r>
-        <w:t xml:space="preserve">(nền vàng),</w:t>
-      </w:r>
-      <w:r>
-        <w:t xml:space="preserve"> </w:t>
-      </w:r>
-      <w:r>
-        <w:rPr>
-          <w:b/>
-          <w:bCs/>
-        </w:rPr>
-        <w:t xml:space="preserve">dùng hay</w:t>
-      </w:r>
-      <w:r>
-        <w:t xml:space="preserve"> </w:t>
-      </w:r>
-      <w:r>
-        <w:t xml:space="preserve">(nền xanh),</w:t>
-      </w:r>
-      <w:r>
-        <w:t xml:space="preserve"> </w:t>
-      </w:r>
-      <w:r>
-        <w:rPr>
-          <w:b/>
-          <w:bCs/>
-        </w:rPr>
-        <w:t xml:space="preserve">nhận xét</w:t>
-      </w:r>
-      <w:r>
-        <w:t xml:space="preserve"> </w:t>
-      </w:r>
-      <w:r>
-        <w:t xml:space="preserve">(nền xám, chỉ có lời nhận xét);</w:t>
+        <w:t xml:space="preserve">đoạn văn</w:t>
+      </w:r>
+      <w:r>
+        <w:t xml:space="preserve"> </w:t>
+      </w:r>
+      <w:r>
+        <w:t xml:space="preserve">được bôi đen;</w:t>
       </w:r>
     </w:p>
     <w:p>
@@ -4965,61 +4714,13 @@
           <w:b/>
           <w:bCs/>
         </w:rPr>
-        <w:t xml:space="preserve">cách sửa</w:t>
-      </w:r>
-      <w:r>
-        <w:t xml:space="preserve"> </w:t>
-      </w:r>
-      <w:r>
-        <w:t xml:space="preserve">(V10, chỉ với lỗi) theo kiểu track changes của Word:</w:t>
-      </w:r>
-      <w:r>
-        <w:t xml:space="preserve"> </w:t>
-      </w:r>
-      <w:r>
-        <w:rPr>
-          <w:b/>
-          <w:bCs/>
-        </w:rPr>
-        <w:t xml:space="preserve">thay</w:t>
-      </w:r>
-      <w:r>
-        <w:t xml:space="preserve"> </w:t>
-      </w:r>
-      <w:r>
-        <w:t xml:space="preserve">(gạch chữ cũ, hiện chữ mới),</w:t>
-      </w:r>
-      <w:r>
-        <w:t xml:space="preserve"> </w:t>
-      </w:r>
-      <w:r>
-        <w:rPr>
-          <w:b/>
-          <w:bCs/>
-        </w:rPr>
-        <w:t xml:space="preserve">xoá</w:t>
-      </w:r>
-      <w:r>
-        <w:t xml:space="preserve"> </w:t>
-      </w:r>
-      <w:r>
-        <w:t xml:space="preserve">(gạch chữ cũ),</w:t>
-      </w:r>
-      <w:r>
-        <w:t xml:space="preserve"> </w:t>
-      </w:r>
-      <w:r>
-        <w:rPr>
-          <w:b/>
-          <w:bCs/>
-        </w:rPr>
-        <w:t xml:space="preserve">thêm chữ</w:t>
-      </w:r>
-      <w:r>
-        <w:t xml:space="preserve"> </w:t>
-      </w:r>
-      <w:r>
-        <w:t xml:space="preserve">(chèn sau đoạn đã chọn). Chữ gốc của sinh viên không đổi;</w:t>
+        <w:t xml:space="preserve">mã lỗi</w:t>
+      </w:r>
+      <w:r>
+        <w:t xml:space="preserve"> </w:t>
+      </w:r>
+      <w:r>
+        <w:t xml:space="preserve">(tuỳ chọn);</w:t>
       </w:r>
     </w:p>
     <w:p>
@@ -5035,13 +4736,13 @@
           <w:b/>
           <w:bCs/>
         </w:rPr>
-        <w:t xml:space="preserve">đoạn văn</w:t>
-      </w:r>
-      <w:r>
-        <w:t xml:space="preserve"> </w:t>
-      </w:r>
-      <w:r>
-        <w:t xml:space="preserve">được bôi đen;</w:t>
+        <w:t xml:space="preserve">tiêu chí</w:t>
+      </w:r>
+      <w:r>
+        <w:t xml:space="preserve"> </w:t>
+      </w:r>
+      <w:r>
+        <w:t xml:space="preserve">(tự điền theo mã, sửa được);</w:t>
       </w:r>
     </w:p>
     <w:p>
@@ -5057,7 +4758,7 @@
           <w:b/>
           <w:bCs/>
         </w:rPr>
-        <w:t xml:space="preserve">mã lỗi</w:t>
+        <w:t xml:space="preserve">lời nhận xét</w:t>
       </w:r>
       <w:r>
         <w:t xml:space="preserve"> </w:t>
@@ -5079,57 +4780,41 @@
           <w:b/>
           <w:bCs/>
         </w:rPr>
-        <w:t xml:space="preserve">tiêu chí</w:t>
-      </w:r>
-      <w:r>
-        <w:t xml:space="preserve"> </w:t>
-      </w:r>
-      <w:r>
-        <w:t xml:space="preserve">(tự điền theo mã, sửa được);</w:t>
-      </w:r>
-    </w:p>
-    <w:p>
-      <w:pPr>
-        <w:pStyle w:val="Compact"/>
-        <w:numPr>
-          <w:ilvl w:val="0"/>
-          <w:numId w:val="1011"/>
-        </w:numPr>
-      </w:pPr>
+        <w:t xml:space="preserve">gợi ý sửa</w:t>
+      </w:r>
+      <w:r>
+        <w:t xml:space="preserve"> </w:t>
+      </w:r>
+      <w:r>
+        <w:t xml:space="preserve">(tuỳ chọn), hiển thị dạng</w:t>
+      </w:r>
+      <w:r>
+        <w:t xml:space="preserve"> </w:t>
+      </w:r>
+      <w:r>
+        <w:rPr>
+          <w:strike/>
+        </w:rPr>
+        <w:t xml:space="preserve">cũ</w:t>
+      </w:r>
+      <w:r>
+        <w:t xml:space="preserve"> </w:t>
+      </w:r>
+      <w:r>
+        <w:t xml:space="preserve">→</w:t>
+      </w:r>
+      <w:r>
+        <w:t xml:space="preserve"> </w:t>
+      </w:r>
       <w:r>
         <w:rPr>
           <w:b/>
           <w:bCs/>
         </w:rPr>
-        <w:t xml:space="preserve">lời nhận xét</w:t>
-      </w:r>
-      <w:r>
-        <w:t xml:space="preserve"> </w:t>
-      </w:r>
-      <w:r>
-        <w:t xml:space="preserve">(tuỳ chọn);</w:t>
-      </w:r>
-    </w:p>
-    <w:p>
-      <w:pPr>
-        <w:pStyle w:val="Compact"/>
-        <w:numPr>
-          <w:ilvl w:val="0"/>
-          <w:numId w:val="1011"/>
-        </w:numPr>
-      </w:pPr>
-      <w:r>
-        <w:rPr>
-          <w:b/>
-          <w:bCs/>
-        </w:rPr>
-        <w:t xml:space="preserve">gợi ý sửa</w:t>
-      </w:r>
-      <w:r>
-        <w:t xml:space="preserve"> </w:t>
-      </w:r>
-      <w:r>
-        <w:t xml:space="preserve">(tuỳ chọn) = chữ mới của "thay" / "thêm chữ".</w:t>
+        <w:t xml:space="preserve">mới</w:t>
+      </w:r>
+      <w:r>
+        <w:t xml:space="preserve">.</w:t>
       </w:r>
     </w:p>
     <w:p>
@@ -5137,110 +4822,7 @@
         <w:pStyle w:val="FirstParagraph"/>
       </w:pPr>
       <w:r>
-        <w:t xml:space="preserve">Đánh dấu</w:t>
-      </w:r>
-      <w:r>
-        <w:t xml:space="preserve"> </w:t>
-      </w:r>
-      <w:r>
-        <w:rPr>
-          <w:b/>
-          <w:bCs/>
-        </w:rPr>
-        <w:t xml:space="preserve">lỗi</w:t>
-      </w:r>
-      <w:r>
-        <w:t xml:space="preserve"> </w:t>
-      </w:r>
-      <w:r>
-        <w:t xml:space="preserve">phải có ít nhất một trong: mã lỗi, nhận xét, cách sửa. Khi bài đang "Cần sửa", sinh viên không thấy chữ sửa và cách sửa (BR-21) — chỉ thấy mã lỗi và nhận xét. Lưu ý / dùng hay được để trống (chỉ tô màu) và không gắn mã lỗi (trừ mã khen</w:t>
-      </w:r>
-      <w:r>
-        <w:t xml:space="preserve"> </w:t>
-      </w:r>
-      <w:r>
-        <w:rPr>
-          <w:rStyle w:val="VerbatimChar"/>
-        </w:rPr>
-        <w:t xml:space="preserve">GOOD</w:t>
-      </w:r>
-      <w:r>
-        <w:t xml:space="preserve">).</w:t>
-      </w:r>
-    </w:p>
-    <w:p>
-      <w:pPr>
-        <w:pStyle w:val="BodyText"/>
-      </w:pPr>
-      <w:r>
-        <w:rPr>
-          <w:b/>
-          <w:bCs/>
-        </w:rPr>
-        <w:t xml:space="preserve">So sánh 2 lần nộp (F5b):</w:t>
-      </w:r>
-      <w:r>
-        <w:t xml:space="preserve"> </w:t>
-      </w:r>
-      <w:r>
-        <w:t xml:space="preserve">với mỗi lỗi của lần nộp cũ, giao diện tự đoán</w:t>
-      </w:r>
-      <w:r>
-        <w:t xml:space="preserve"> </w:t>
-      </w:r>
-      <w:r>
-        <w:rPr>
-          <w:b/>
-          <w:bCs/>
-        </w:rPr>
-        <w:t xml:space="preserve">Đã sửa</w:t>
-      </w:r>
-      <w:r>
-        <w:t xml:space="preserve"> </w:t>
-      </w:r>
-      <w:r>
-        <w:t xml:space="preserve">(đoạn trích không còn / đã đổi đúng gợi ý),</w:t>
-      </w:r>
-      <w:r>
-        <w:t xml:space="preserve"> </w:t>
-      </w:r>
-      <w:r>
-        <w:rPr>
-          <w:b/>
-          <w:bCs/>
-        </w:rPr>
-        <w:t xml:space="preserve">Chưa sửa</w:t>
-      </w:r>
-      <w:r>
-        <w:t xml:space="preserve"> </w:t>
-      </w:r>
-      <w:r>
-        <w:t xml:space="preserve">(đoạn trích còn nguyên),</w:t>
-      </w:r>
-      <w:r>
-        <w:t xml:space="preserve"> </w:t>
-      </w:r>
-      <w:r>
-        <w:rPr>
-          <w:b/>
-          <w:bCs/>
-        </w:rPr>
-        <w:t xml:space="preserve">Đã đổi nhưng khác gợi ý</w:t>
-      </w:r>
-      <w:r>
-        <w:t xml:space="preserve">, bằng cách ghép đoạn trích kèm vài chữ trước / sau (không dựa offset vì bài đã đổi). Giáo viên chỉnh tay được nếu đoán sai; sinh viên thấy kết quả này với các lần nộp đã trả bài. Cách đoán (F5b-3,</w:t>
-      </w:r>
-      <w:r>
-        <w:t xml:space="preserve"> </w:t>
-      </w:r>
-      <w:r>
-        <w:rPr>
-          <w:rStyle w:val="VerbatimChar"/>
-        </w:rPr>
-        <w:t xml:space="preserve">lib/utils/textDiff.ts</w:t>
-      </w:r>
-      <w:r>
-        <w:t xml:space="preserve">): đoạn trích + 3 từ mỗi bên còn trong bài mới, hoặc diff theo từ cho thấy đoạn không đổi → Chưa sửa; đã đổi: lỗi có gợi ý thay chữ thì chữ mới chứa gợi ý → Đã sửa, khác → Đổi khác gợi ý; lỗi xoá chữ / chỉ có mã → Đã sửa; thêm chữ → xem chữ ngay sau đoạn trích. Tóm tắt "Đã sửa X/Y" chỉ tính lỗi có mã, như thống kê lỗi.</w:t>
+        <w:t xml:space="preserve">Phải có ít nhất một trong ba: mã lỗi, nhận xét, gợi ý sửa.</w:t>
       </w:r>
     </w:p>
     <w:p>
